--- a/tracked_scripts/u1/m11/synthesis/Module 11 - Unedited Script.docx
+++ b/tracked_scripts/u1/m11/synthesis/Module 11 - Unedited Script.docx
@@ -157,6 +157,48 @@
           <w:i w:val="0"/>
         </w:rPr>
         <w:t>• 1.4.3 Groups vs. Size Confusion (#10 — Carried from M8)</w:t>
+      </w:r>
+    </w:p>
+    <w:p>
+      <w:pPr>
+        <w:spacing w:before="120" w:after="40"/>
+      </w:pPr>
+      <w:r>
+        <w:rPr>
+          <w:rFonts w:ascii="Calibri" w:hAnsi="Calibri"/>
+          <w:b/>
+          <w:i w:val="0"/>
+        </w:rPr>
+        <w:t xml:space="preserve">Building From: </w:t>
+      </w:r>
+      <w:r>
+        <w:rPr>
+          <w:rFonts w:ascii="Calibri" w:hAnsi="Calibri"/>
+          <w:b w:val="0"/>
+          <w:i w:val="0"/>
+        </w:rPr>
+        <w:t>Students can build complete multiplication equations with unknowns in any position, using diverse contexts (bags, rows, stacks, groups). They understand = means "same value as" and can write equations in both orientations (3 × 4 = 12 AND 12 = 3 × 4). They have computational fluency with 2s, 5s, and 10s and can reason about broader factor ranges using Equal Groups with Pictures. M10's Synthesis closure previewed M11: *"Next time, you'll see equal groups arranged in a new way"* with a visual teaser showing dots in rows and columns. The word "array" was NOT used. That's M11's job to introduce.</w:t>
+      </w:r>
+    </w:p>
+    <w:p>
+      <w:pPr>
+        <w:spacing w:before="40" w:after="40"/>
+      </w:pPr>
+      <w:r>
+        <w:rPr>
+          <w:rFonts w:ascii="Calibri" w:hAnsi="Calibri"/>
+          <w:b/>
+          <w:i w:val="0"/>
+        </w:rPr>
+        <w:t xml:space="preserve">Building Toward: </w:t>
+      </w:r>
+      <w:r>
+        <w:rPr>
+          <w:rFonts w:ascii="Calibri" w:hAnsi="Calibri"/>
+          <w:b w:val="0"/>
+          <w:i w:val="0"/>
+        </w:rPr>
+        <w:t>M11 established that the same array produces two different expressions (3 × 4 and 4 × 3). M12 asks the inevitable question: "Do they give the SAME answer?" M12 uses arrays to PROVE the commutative property, that a × b = b × a, through rotation animation (a 3×4 array rotated 90° becomes a 4×3 array with the same items) and side-by-side comparison. M11's dual interpretation is the foundation; M12's proof is the payoff. Without M11's clear establishment that rows ≠ columns but both are valid descriptions, M12 has nothing to prove equivalent. ---</w:t>
       </w:r>
     </w:p>
     <w:p>
@@ -275,7 +317,7 @@
           <w:b/>
           <w:i w:val="0"/>
         </w:rPr>
-        <w:t xml:space="preserve">• Options:  </w:t>
+        <w:t xml:space="preserve">• Answer option (optional):  </w:t>
       </w:r>
       <w:r>
         <w:rPr>
@@ -285,7 +327,7 @@
           <w:color w:val="6E6E6E"/>
           <w:sz w:val="19"/>
         </w:rPr>
-        <w:t>The available answer choices</w:t>
+        <w:t>The available answer choice, nested under Prompt</w:t>
       </w:r>
     </w:p>
     <w:p>
@@ -457,9 +499,7 @@
         <w:rPr>
           <w:rFonts w:ascii="Calibri" w:hAnsi="Calibri"/>
           <w:b/>
-          <w:i/>
-          <w:color w:val="6E6E6E"/>
-          <w:sz w:val="19"/>
+          <w:i w:val="0"/>
         </w:rPr>
         <w:t xml:space="preserve">Visual: </w:t>
       </w:r>
@@ -467,9 +507,7 @@
         <w:rPr>
           <w:rFonts w:ascii="Calibri" w:hAnsi="Calibri"/>
           <w:b w:val="0"/>
-          <w:i/>
-          <w:color w:val="6E6E6E"/>
-          <w:sz w:val="19"/>
+          <w:i w:val="0"/>
         </w:rPr>
         <w:t>Photo/illustration of a muffin tin appears on left side of screen. 2 rows, 4 columns — 2×4 arrangement.</w:t>
       </w:r>
@@ -483,9 +521,7 @@
         <w:rPr>
           <w:rFonts w:ascii="Calibri" w:hAnsi="Calibri"/>
           <w:b/>
-          <w:i/>
-          <w:color w:val="6E6E6E"/>
-          <w:sz w:val="19"/>
+          <w:i w:val="0"/>
         </w:rPr>
         <w:t xml:space="preserve">Visual: </w:t>
       </w:r>
@@ -493,9 +529,7 @@
         <w:rPr>
           <w:rFonts w:ascii="Calibri" w:hAnsi="Calibri"/>
           <w:b w:val="0"/>
-          <w:i/>
-          <w:color w:val="6E6E6E"/>
-          <w:sz w:val="19"/>
+          <w:i w:val="0"/>
         </w:rPr>
         <w:t>Dot array appears on right side of screen. 2 rows, 4 columns — same 2×4 dimensions as muffin tin.</w:t>
       </w:r>
@@ -624,7 +658,21 @@
     </w:p>
     <w:p>
       <w:pPr>
-        <w:spacing w:before="60" w:after="20"/>
+        <w:spacing w:before="80" w:after="40"/>
+        <w:ind w:left="0"/>
+      </w:pPr>
+      <w:r>
+        <w:rPr>
+          <w:rFonts w:ascii="Calibri" w:hAnsi="Calibri"/>
+          <w:b/>
+          <w:i w:val="0"/>
+        </w:rPr>
+        <w:t>Based on student response:</w:t>
+      </w:r>
+    </w:p>
+    <w:p>
+      <w:pPr>
+        <w:spacing w:before="40" w:after="20"/>
         <w:ind w:left="0"/>
       </w:pPr>
       <w:r>
@@ -669,8 +717,8 @@
     </w:p>
     <w:p>
       <w:pPr>
-        <w:spacing w:before="60" w:after="20"/>
-        <w:ind w:left="432"/>
+        <w:spacing w:before="40" w:after="20"/>
+        <w:ind w:left="0"/>
       </w:pPr>
       <w:r>
         <w:rPr>
@@ -693,15 +741,13 @@
     <w:p>
       <w:pPr>
         <w:spacing w:before="20" w:after="20"/>
-        <w:ind w:left="720"/>
+        <w:ind w:left="0"/>
       </w:pPr>
       <w:r>
         <w:rPr>
           <w:rFonts w:ascii="Calibri" w:hAnsi="Calibri"/>
           <w:b/>
-          <w:i/>
-          <w:color w:val="6E6E6E"/>
-          <w:sz w:val="19"/>
+          <w:i w:val="0"/>
         </w:rPr>
         <w:t xml:space="preserve">Visual: </w:t>
       </w:r>
@@ -709,9 +755,7 @@
         <w:rPr>
           <w:rFonts w:ascii="Calibri" w:hAnsi="Calibri"/>
           <w:b w:val="0"/>
-          <w:i/>
-          <w:color w:val="6E6E6E"/>
-          <w:sz w:val="19"/>
+          <w:i w:val="0"/>
         </w:rPr>
         <w:t>Rows highlight on the dot array.</w:t>
       </w:r>
@@ -719,7 +763,7 @@
     <w:p>
       <w:pPr>
         <w:spacing w:before="20" w:after="20"/>
-        <w:ind w:left="720"/>
+        <w:ind w:left="0"/>
       </w:pPr>
       <w:r>
         <w:rPr>
@@ -740,8 +784,8 @@
     </w:p>
     <w:p>
       <w:pPr>
-        <w:spacing w:before="60" w:after="20"/>
-        <w:ind w:left="432"/>
+        <w:spacing w:before="40" w:after="20"/>
+        <w:ind w:left="0"/>
       </w:pPr>
       <w:r>
         <w:rPr>
@@ -764,15 +808,13 @@
     <w:p>
       <w:pPr>
         <w:spacing w:before="20" w:after="20"/>
-        <w:ind w:left="720"/>
+        <w:ind w:left="0"/>
       </w:pPr>
       <w:r>
         <w:rPr>
           <w:rFonts w:ascii="Calibri" w:hAnsi="Calibri"/>
           <w:b/>
-          <w:i/>
-          <w:color w:val="6E6E6E"/>
-          <w:sz w:val="19"/>
+          <w:i w:val="0"/>
         </w:rPr>
         <w:t xml:space="preserve">Visual: </w:t>
       </w:r>
@@ -780,9 +822,7 @@
         <w:rPr>
           <w:rFonts w:ascii="Calibri" w:hAnsi="Calibri"/>
           <w:b w:val="0"/>
-          <w:i/>
-          <w:color w:val="6E6E6E"/>
-          <w:sz w:val="19"/>
+          <w:i w:val="0"/>
         </w:rPr>
         <w:t>Rows highlight on the dot array.</w:t>
       </w:r>
@@ -790,7 +830,7 @@
     <w:p>
       <w:pPr>
         <w:spacing w:before="20" w:after="20"/>
-        <w:ind w:left="720"/>
+        <w:ind w:left="0"/>
       </w:pPr>
       <w:r>
         <w:rPr>
@@ -811,8 +851,8 @@
     </w:p>
     <w:p>
       <w:pPr>
-        <w:spacing w:before="60" w:after="20"/>
-        <w:ind w:left="432"/>
+        <w:spacing w:before="40" w:after="20"/>
+        <w:ind w:left="0"/>
       </w:pPr>
       <w:r>
         <w:rPr>
@@ -835,15 +875,13 @@
     <w:p>
       <w:pPr>
         <w:spacing w:before="20" w:after="20"/>
-        <w:ind w:left="720"/>
+        <w:ind w:left="0"/>
       </w:pPr>
       <w:r>
         <w:rPr>
           <w:rFonts w:ascii="Calibri" w:hAnsi="Calibri"/>
           <w:b/>
-          <w:i/>
-          <w:color w:val="6E6E6E"/>
-          <w:sz w:val="19"/>
+          <w:i w:val="0"/>
         </w:rPr>
         <w:t xml:space="preserve">Visual: </w:t>
       </w:r>
@@ -851,9 +889,7 @@
         <w:rPr>
           <w:rFonts w:ascii="Calibri" w:hAnsi="Calibri"/>
           <w:b w:val="0"/>
-          <w:i/>
-          <w:color w:val="6E6E6E"/>
-          <w:sz w:val="19"/>
+          <w:i w:val="0"/>
         </w:rPr>
         <w:t>Rows highlight on the dot array.</w:t>
       </w:r>
@@ -861,7 +897,7 @@
     <w:p>
       <w:pPr>
         <w:spacing w:before="20" w:after="20"/>
-        <w:ind w:left="720"/>
+        <w:ind w:left="0"/>
       </w:pPr>
       <w:r>
         <w:rPr>
@@ -882,8 +918,8 @@
     </w:p>
     <w:p>
       <w:pPr>
-        <w:spacing w:before="60" w:after="20"/>
-        <w:ind w:left="432"/>
+        <w:spacing w:before="40" w:after="20"/>
+        <w:ind w:left="0"/>
       </w:pPr>
       <w:r>
         <w:rPr>
@@ -906,15 +942,13 @@
     <w:p>
       <w:pPr>
         <w:spacing w:before="20" w:after="20"/>
-        <w:ind w:left="720"/>
+        <w:ind w:left="0"/>
       </w:pPr>
       <w:r>
         <w:rPr>
           <w:rFonts w:ascii="Calibri" w:hAnsi="Calibri"/>
           <w:b/>
-          <w:i/>
-          <w:color w:val="6E6E6E"/>
-          <w:sz w:val="19"/>
+          <w:i w:val="0"/>
         </w:rPr>
         <w:t xml:space="preserve">Visual: </w:t>
       </w:r>
@@ -922,9 +956,7 @@
         <w:rPr>
           <w:rFonts w:ascii="Calibri" w:hAnsi="Calibri"/>
           <w:b w:val="0"/>
-          <w:i/>
-          <w:color w:val="6E6E6E"/>
-          <w:sz w:val="19"/>
+          <w:i w:val="0"/>
         </w:rPr>
         <w:t>First row highlights, then second row. Then both rows highlight together showing 2 rows of 4.</w:t>
       </w:r>
@@ -932,7 +964,7 @@
     <w:p>
       <w:pPr>
         <w:spacing w:before="20" w:after="20"/>
-        <w:ind w:left="720"/>
+        <w:ind w:left="0"/>
       </w:pPr>
       <w:r>
         <w:rPr>
@@ -969,9 +1001,7 @@
         <w:rPr>
           <w:rFonts w:ascii="Calibri" w:hAnsi="Calibri"/>
           <w:b/>
-          <w:i/>
-          <w:color w:val="6E6E6E"/>
-          <w:sz w:val="19"/>
+          <w:i w:val="0"/>
         </w:rPr>
         <w:t xml:space="preserve">Visual: </w:t>
       </w:r>
@@ -979,9 +1009,7 @@
         <w:rPr>
           <w:rFonts w:ascii="Calibri" w:hAnsi="Calibri"/>
           <w:b w:val="0"/>
-          <w:i/>
-          <w:color w:val="6E6E6E"/>
-          <w:sz w:val="19"/>
+          <w:i w:val="0"/>
         </w:rPr>
         <w:t>3×5 dot array appears at center of screen.</w:t>
       </w:r>
@@ -995,9 +1023,7 @@
         <w:rPr>
           <w:rFonts w:ascii="Calibri" w:hAnsi="Calibri"/>
           <w:b/>
-          <w:i/>
-          <w:color w:val="6E6E6E"/>
-          <w:sz w:val="19"/>
+          <w:i w:val="0"/>
         </w:rPr>
         <w:t xml:space="preserve">Visual: </w:t>
       </w:r>
@@ -1005,9 +1031,7 @@
         <w:rPr>
           <w:rFonts w:ascii="Calibri" w:hAnsi="Calibri"/>
           <w:b w:val="0"/>
-          <w:i/>
-          <w:color w:val="6E6E6E"/>
-          <w:sz w:val="19"/>
+          <w:i w:val="0"/>
         </w:rPr>
         <w:t>Equation 3 × 5 = 15 appears below array on the left, labeled 'rows: 3 rows of 5'.</w:t>
       </w:r>
@@ -1021,9 +1045,7 @@
         <w:rPr>
           <w:rFonts w:ascii="Calibri" w:hAnsi="Calibri"/>
           <w:b/>
-          <w:i/>
-          <w:color w:val="6E6E6E"/>
-          <w:sz w:val="19"/>
+          <w:i w:val="0"/>
         </w:rPr>
         <w:t xml:space="preserve">Visual: </w:t>
       </w:r>
@@ -1031,9 +1053,7 @@
         <w:rPr>
           <w:rFonts w:ascii="Calibri" w:hAnsi="Calibri"/>
           <w:b w:val="0"/>
-          <w:i/>
-          <w:color w:val="6E6E6E"/>
-          <w:sz w:val="19"/>
+          <w:i w:val="0"/>
         </w:rPr>
         <w:t>Equation 5 × 3 = 15 appears below array on the right, labeled 'columns: 5 columns of 3'.</w:t>
       </w:r>
@@ -1162,7 +1182,21 @@
     </w:p>
     <w:p>
       <w:pPr>
-        <w:spacing w:before="60" w:after="20"/>
+        <w:spacing w:before="80" w:after="40"/>
+        <w:ind w:left="0"/>
+      </w:pPr>
+      <w:r>
+        <w:rPr>
+          <w:rFonts w:ascii="Calibri" w:hAnsi="Calibri"/>
+          <w:b/>
+          <w:i w:val="0"/>
+        </w:rPr>
+        <w:t>Based on student response:</w:t>
+      </w:r>
+    </w:p>
+    <w:p>
+      <w:pPr>
+        <w:spacing w:before="40" w:after="20"/>
         <w:ind w:left="0"/>
       </w:pPr>
       <w:r>
@@ -1207,8 +1241,8 @@
     </w:p>
     <w:p>
       <w:pPr>
-        <w:spacing w:before="60" w:after="20"/>
-        <w:ind w:left="432"/>
+        <w:spacing w:before="40" w:after="20"/>
+        <w:ind w:left="0"/>
       </w:pPr>
       <w:r>
         <w:rPr>
@@ -1231,15 +1265,13 @@
     <w:p>
       <w:pPr>
         <w:spacing w:before="20" w:after="20"/>
-        <w:ind w:left="720"/>
+        <w:ind w:left="0"/>
       </w:pPr>
       <w:r>
         <w:rPr>
           <w:rFonts w:ascii="Calibri" w:hAnsi="Calibri"/>
           <w:b/>
-          <w:i/>
-          <w:color w:val="6E6E6E"/>
-          <w:sz w:val="19"/>
+          <w:i w:val="0"/>
         </w:rPr>
         <w:t xml:space="preserve">Visual: </w:t>
       </w:r>
@@ -1247,9 +1279,7 @@
         <w:rPr>
           <w:rFonts w:ascii="Calibri" w:hAnsi="Calibri"/>
           <w:b w:val="0"/>
-          <w:i/>
-          <w:color w:val="6E6E6E"/>
-          <w:sz w:val="19"/>
+          <w:i w:val="0"/>
         </w:rPr>
         <w:t>The factors 3 and 5 highlight in the first equation.</w:t>
       </w:r>
@@ -1257,15 +1287,13 @@
     <w:p>
       <w:pPr>
         <w:spacing w:before="20" w:after="20"/>
-        <w:ind w:left="720"/>
+        <w:ind w:left="0"/>
       </w:pPr>
       <w:r>
         <w:rPr>
           <w:rFonts w:ascii="Calibri" w:hAnsi="Calibri"/>
           <w:b/>
-          <w:i/>
-          <w:color w:val="6E6E6E"/>
-          <w:sz w:val="19"/>
+          <w:i w:val="0"/>
         </w:rPr>
         <w:t xml:space="preserve">Visual: </w:t>
       </w:r>
@@ -1273,9 +1301,7 @@
         <w:rPr>
           <w:rFonts w:ascii="Calibri" w:hAnsi="Calibri"/>
           <w:b w:val="0"/>
-          <w:i/>
-          <w:color w:val="6E6E6E"/>
-          <w:sz w:val="19"/>
+          <w:i w:val="0"/>
         </w:rPr>
         <w:t>The factors 5 and 3 highlight in the second equation.</w:t>
       </w:r>
@@ -1283,7 +1309,7 @@
     <w:p>
       <w:pPr>
         <w:spacing w:before="20" w:after="20"/>
-        <w:ind w:left="720"/>
+        <w:ind w:left="0"/>
       </w:pPr>
       <w:r>
         <w:rPr>
@@ -1304,8 +1330,8 @@
     </w:p>
     <w:p>
       <w:pPr>
-        <w:spacing w:before="60" w:after="20"/>
-        <w:ind w:left="432"/>
+        <w:spacing w:before="40" w:after="20"/>
+        <w:ind w:left="0"/>
       </w:pPr>
       <w:r>
         <w:rPr>
@@ -1328,15 +1354,13 @@
     <w:p>
       <w:pPr>
         <w:spacing w:before="20" w:after="20"/>
-        <w:ind w:left="720"/>
+        <w:ind w:left="0"/>
       </w:pPr>
       <w:r>
         <w:rPr>
           <w:rFonts w:ascii="Calibri" w:hAnsi="Calibri"/>
           <w:b/>
-          <w:i/>
-          <w:color w:val="6E6E6E"/>
-          <w:sz w:val="19"/>
+          <w:i w:val="0"/>
         </w:rPr>
         <w:t xml:space="preserve">Visual: </w:t>
       </w:r>
@@ -1344,9 +1368,7 @@
         <w:rPr>
           <w:rFonts w:ascii="Calibri" w:hAnsi="Calibri"/>
           <w:b w:val="0"/>
-          <w:i/>
-          <w:color w:val="6E6E6E"/>
-          <w:sz w:val="19"/>
+          <w:i w:val="0"/>
         </w:rPr>
         <w:t>The entire array pulses to show it is the same array for both equations.</w:t>
       </w:r>
@@ -1354,7 +1376,7 @@
     <w:p>
       <w:pPr>
         <w:spacing w:before="20" w:after="20"/>
-        <w:ind w:left="720"/>
+        <w:ind w:left="0"/>
       </w:pPr>
       <w:r>
         <w:rPr>
@@ -1375,8 +1397,8 @@
     </w:p>
     <w:p>
       <w:pPr>
-        <w:spacing w:before="60" w:after="20"/>
-        <w:ind w:left="432"/>
+        <w:spacing w:before="40" w:after="20"/>
+        <w:ind w:left="0"/>
       </w:pPr>
       <w:r>
         <w:rPr>
@@ -1399,15 +1421,13 @@
     <w:p>
       <w:pPr>
         <w:spacing w:before="20" w:after="20"/>
-        <w:ind w:left="720"/>
+        <w:ind w:left="0"/>
       </w:pPr>
       <w:r>
         <w:rPr>
           <w:rFonts w:ascii="Calibri" w:hAnsi="Calibri"/>
           <w:b/>
-          <w:i/>
-          <w:color w:val="6E6E6E"/>
-          <w:sz w:val="19"/>
+          <w:i w:val="0"/>
         </w:rPr>
         <w:t xml:space="preserve">Visual: </w:t>
       </w:r>
@@ -1415,9 +1435,7 @@
         <w:rPr>
           <w:rFonts w:ascii="Calibri" w:hAnsi="Calibri"/>
           <w:b w:val="0"/>
-          <w:i/>
-          <w:color w:val="6E6E6E"/>
-          <w:sz w:val="19"/>
+          <w:i w:val="0"/>
         </w:rPr>
         <w:t>The product 15 highlights in the first equation.</w:t>
       </w:r>
@@ -1425,15 +1443,13 @@
     <w:p>
       <w:pPr>
         <w:spacing w:before="20" w:after="20"/>
-        <w:ind w:left="720"/>
+        <w:ind w:left="0"/>
       </w:pPr>
       <w:r>
         <w:rPr>
           <w:rFonts w:ascii="Calibri" w:hAnsi="Calibri"/>
           <w:b/>
-          <w:i/>
-          <w:color w:val="6E6E6E"/>
-          <w:sz w:val="19"/>
+          <w:i w:val="0"/>
         </w:rPr>
         <w:t xml:space="preserve">Visual: </w:t>
       </w:r>
@@ -1441,9 +1457,7 @@
         <w:rPr>
           <w:rFonts w:ascii="Calibri" w:hAnsi="Calibri"/>
           <w:b w:val="0"/>
-          <w:i/>
-          <w:color w:val="6E6E6E"/>
-          <w:sz w:val="19"/>
+          <w:i w:val="0"/>
         </w:rPr>
         <w:t>The product 15 highlights in the second equation.</w:t>
       </w:r>
@@ -1451,7 +1465,7 @@
     <w:p>
       <w:pPr>
         <w:spacing w:before="20" w:after="20"/>
-        <w:ind w:left="720"/>
+        <w:ind w:left="0"/>
       </w:pPr>
       <w:r>
         <w:rPr>
@@ -1472,8 +1486,8 @@
     </w:p>
     <w:p>
       <w:pPr>
-        <w:spacing w:before="60" w:after="20"/>
-        <w:ind w:left="432"/>
+        <w:spacing w:before="40" w:after="20"/>
+        <w:ind w:left="0"/>
       </w:pPr>
       <w:r>
         <w:rPr>
@@ -1496,15 +1510,13 @@
     <w:p>
       <w:pPr>
         <w:spacing w:before="20" w:after="20"/>
-        <w:ind w:left="720"/>
+        <w:ind w:left="0"/>
       </w:pPr>
       <w:r>
         <w:rPr>
           <w:rFonts w:ascii="Calibri" w:hAnsi="Calibri"/>
           <w:b/>
-          <w:i/>
-          <w:color w:val="6E6E6E"/>
-          <w:sz w:val="19"/>
+          <w:i w:val="0"/>
         </w:rPr>
         <w:t xml:space="preserve">Visual: </w:t>
       </w:r>
@@ -1512,9 +1524,7 @@
         <w:rPr>
           <w:rFonts w:ascii="Calibri" w:hAnsi="Calibri"/>
           <w:b w:val="0"/>
-          <w:i/>
-          <w:color w:val="6E6E6E"/>
-          <w:sz w:val="19"/>
+          <w:i w:val="0"/>
         </w:rPr>
         <w:t>The product 15 in the first equation highlights and pulses.</w:t>
       </w:r>
@@ -1522,15 +1532,13 @@
     <w:p>
       <w:pPr>
         <w:spacing w:before="20" w:after="20"/>
-        <w:ind w:left="720"/>
+        <w:ind w:left="0"/>
       </w:pPr>
       <w:r>
         <w:rPr>
           <w:rFonts w:ascii="Calibri" w:hAnsi="Calibri"/>
           <w:b/>
-          <w:i/>
-          <w:color w:val="6E6E6E"/>
-          <w:sz w:val="19"/>
+          <w:i w:val="0"/>
         </w:rPr>
         <w:t xml:space="preserve">Visual: </w:t>
       </w:r>
@@ -1538,9 +1546,7 @@
         <w:rPr>
           <w:rFonts w:ascii="Calibri" w:hAnsi="Calibri"/>
           <w:b w:val="0"/>
-          <w:i/>
-          <w:color w:val="6E6E6E"/>
-          <w:sz w:val="19"/>
+          <w:i w:val="0"/>
         </w:rPr>
         <w:t>The product 15 in the second equation highlights and pulses.</w:t>
       </w:r>
@@ -1548,7 +1554,7 @@
     <w:p>
       <w:pPr>
         <w:spacing w:before="20" w:after="20"/>
-        <w:ind w:left="720"/>
+        <w:ind w:left="0"/>
       </w:pPr>
       <w:r>
         <w:rPr>
@@ -1585,9 +1591,7 @@
         <w:rPr>
           <w:rFonts w:ascii="Calibri" w:hAnsi="Calibri"/>
           <w:b/>
-          <w:i/>
-          <w:color w:val="6E6E6E"/>
-          <w:sz w:val="19"/>
+          <w:i w:val="0"/>
         </w:rPr>
         <w:t xml:space="preserve">Visual: </w:t>
       </w:r>
@@ -1595,9 +1599,7 @@
         <w:rPr>
           <w:rFonts w:ascii="Calibri" w:hAnsi="Calibri"/>
           <w:b w:val="0"/>
-          <w:i/>
-          <w:color w:val="6E6E6E"/>
-          <w:sz w:val="19"/>
+          <w:i w:val="0"/>
         </w:rPr>
         <w:t>Image A: Egg carton with 2 rows and 6 columns of eggs.</w:t>
       </w:r>
@@ -1611,9 +1613,7 @@
         <w:rPr>
           <w:rFonts w:ascii="Calibri" w:hAnsi="Calibri"/>
           <w:b/>
-          <w:i/>
-          <w:color w:val="6E6E6E"/>
-          <w:sz w:val="19"/>
+          <w:i w:val="0"/>
         </w:rPr>
         <w:t xml:space="preserve">Visual: </w:t>
       </w:r>
@@ -1621,9 +1621,7 @@
         <w:rPr>
           <w:rFonts w:ascii="Calibri" w:hAnsi="Calibri"/>
           <w:b w:val="0"/>
-          <w:i/>
-          <w:color w:val="6E6E6E"/>
-          <w:sz w:val="19"/>
+          <w:i w:val="0"/>
         </w:rPr>
         <w:t>Image B: Parking lot with cars arranged in 3 rows and 4 columns.</w:t>
       </w:r>
@@ -1637,9 +1635,7 @@
         <w:rPr>
           <w:rFonts w:ascii="Calibri" w:hAnsi="Calibri"/>
           <w:b/>
-          <w:i/>
-          <w:color w:val="6E6E6E"/>
-          <w:sz w:val="19"/>
+          <w:i w:val="0"/>
         </w:rPr>
         <w:t xml:space="preserve">Visual: </w:t>
       </w:r>
@@ -1647,9 +1643,7 @@
         <w:rPr>
           <w:rFonts w:ascii="Calibri" w:hAnsi="Calibri"/>
           <w:b w:val="0"/>
-          <w:i/>
-          <w:color w:val="6E6E6E"/>
-          <w:sz w:val="19"/>
+          <w:i w:val="0"/>
         </w:rPr>
         <w:t>Image C: Scattered marbles on a table, no alignment.</w:t>
       </w:r>
@@ -1663,9 +1657,7 @@
         <w:rPr>
           <w:rFonts w:ascii="Calibri" w:hAnsi="Calibri"/>
           <w:b/>
-          <w:i/>
-          <w:color w:val="6E6E6E"/>
-          <w:sz w:val="19"/>
+          <w:i w:val="0"/>
         </w:rPr>
         <w:t xml:space="preserve">Visual: </w:t>
       </w:r>
@@ -1673,9 +1665,7 @@
         <w:rPr>
           <w:rFonts w:ascii="Calibri" w:hAnsi="Calibri"/>
           <w:b w:val="0"/>
-          <w:i/>
-          <w:color w:val="6E6E6E"/>
-          <w:sz w:val="19"/>
+          <w:i w:val="0"/>
         </w:rPr>
         <w:t>Image D: Window pane with 2 rows and 3 columns of glass panes.</w:t>
       </w:r>
@@ -1804,7 +1794,21 @@
     </w:p>
     <w:p>
       <w:pPr>
-        <w:spacing w:before="60" w:after="20"/>
+        <w:spacing w:before="80" w:after="40"/>
+        <w:ind w:left="0"/>
+      </w:pPr>
+      <w:r>
+        <w:rPr>
+          <w:rFonts w:ascii="Calibri" w:hAnsi="Calibri"/>
+          <w:b/>
+          <w:i w:val="0"/>
+        </w:rPr>
+        <w:t>Based on student response:</w:t>
+      </w:r>
+    </w:p>
+    <w:p>
+      <w:pPr>
+        <w:spacing w:before="40" w:after="20"/>
         <w:ind w:left="0"/>
       </w:pPr>
       <w:r>
@@ -1849,8 +1853,8 @@
     </w:p>
     <w:p>
       <w:pPr>
-        <w:spacing w:before="60" w:after="20"/>
-        <w:ind w:left="432"/>
+        <w:spacing w:before="40" w:after="20"/>
+        <w:ind w:left="0"/>
       </w:pPr>
       <w:r>
         <w:rPr>
@@ -1873,15 +1877,13 @@
     <w:p>
       <w:pPr>
         <w:spacing w:before="20" w:after="20"/>
-        <w:ind w:left="720"/>
+        <w:ind w:left="0"/>
       </w:pPr>
       <w:r>
         <w:rPr>
           <w:rFonts w:ascii="Calibri" w:hAnsi="Calibri"/>
           <w:b/>
-          <w:i/>
-          <w:color w:val="6E6E6E"/>
-          <w:sz w:val="19"/>
+          <w:i w:val="0"/>
         </w:rPr>
         <w:t xml:space="preserve">Visual: </w:t>
       </w:r>
@@ -1889,9 +1891,7 @@
         <w:rPr>
           <w:rFonts w:ascii="Calibri" w:hAnsi="Calibri"/>
           <w:b w:val="0"/>
-          <w:i/>
-          <w:color w:val="6E6E6E"/>
-          <w:sz w:val="19"/>
+          <w:i w:val="0"/>
         </w:rPr>
         <w:t>Image A highlighted if selected</w:t>
       </w:r>
@@ -1899,15 +1899,13 @@
     <w:p>
       <w:pPr>
         <w:spacing w:before="20" w:after="20"/>
-        <w:ind w:left="720"/>
+        <w:ind w:left="0"/>
       </w:pPr>
       <w:r>
         <w:rPr>
           <w:rFonts w:ascii="Calibri" w:hAnsi="Calibri"/>
           <w:b/>
-          <w:i/>
-          <w:color w:val="6E6E6E"/>
-          <w:sz w:val="19"/>
+          <w:i w:val="0"/>
         </w:rPr>
         <w:t xml:space="preserve">Visual: </w:t>
       </w:r>
@@ -1915,9 +1913,7 @@
         <w:rPr>
           <w:rFonts w:ascii="Calibri" w:hAnsi="Calibri"/>
           <w:b w:val="0"/>
-          <w:i/>
-          <w:color w:val="6E6E6E"/>
-          <w:sz w:val="19"/>
+          <w:i w:val="0"/>
         </w:rPr>
         <w:t>Image B highlighted if selected</w:t>
       </w:r>
@@ -1925,15 +1921,13 @@
     <w:p>
       <w:pPr>
         <w:spacing w:before="20" w:after="20"/>
-        <w:ind w:left="720"/>
+        <w:ind w:left="0"/>
       </w:pPr>
       <w:r>
         <w:rPr>
           <w:rFonts w:ascii="Calibri" w:hAnsi="Calibri"/>
           <w:b/>
-          <w:i/>
-          <w:color w:val="6E6E6E"/>
-          <w:sz w:val="19"/>
+          <w:i w:val="0"/>
         </w:rPr>
         <w:t xml:space="preserve">Visual: </w:t>
       </w:r>
@@ -1941,9 +1935,7 @@
         <w:rPr>
           <w:rFonts w:ascii="Calibri" w:hAnsi="Calibri"/>
           <w:b w:val="0"/>
-          <w:i/>
-          <w:color w:val="6E6E6E"/>
-          <w:sz w:val="19"/>
+          <w:i w:val="0"/>
         </w:rPr>
         <w:t>Image D highlighted if selected</w:t>
       </w:r>
@@ -1951,7 +1943,7 @@
     <w:p>
       <w:pPr>
         <w:spacing w:before="20" w:after="20"/>
-        <w:ind w:left="720"/>
+        <w:ind w:left="0"/>
       </w:pPr>
       <w:r>
         <w:rPr>
@@ -1972,8 +1964,8 @@
     </w:p>
     <w:p>
       <w:pPr>
-        <w:spacing w:before="60" w:after="20"/>
-        <w:ind w:left="432"/>
+        <w:spacing w:before="40" w:after="20"/>
+        <w:ind w:left="0"/>
       </w:pPr>
       <w:r>
         <w:rPr>
@@ -1996,15 +1988,13 @@
     <w:p>
       <w:pPr>
         <w:spacing w:before="20" w:after="20"/>
-        <w:ind w:left="720"/>
+        <w:ind w:left="0"/>
       </w:pPr>
       <w:r>
         <w:rPr>
           <w:rFonts w:ascii="Calibri" w:hAnsi="Calibri"/>
           <w:b/>
-          <w:i/>
-          <w:color w:val="6E6E6E"/>
-          <w:sz w:val="19"/>
+          <w:i w:val="0"/>
         </w:rPr>
         <w:t xml:space="preserve">Visual: </w:t>
       </w:r>
@@ -2012,9 +2002,7 @@
         <w:rPr>
           <w:rFonts w:ascii="Calibri" w:hAnsi="Calibri"/>
           <w:b w:val="0"/>
-          <w:i/>
-          <w:color w:val="6E6E6E"/>
-          <w:sz w:val="19"/>
+          <w:i w:val="0"/>
         </w:rPr>
         <w:t>Image A highlighted to draw attention</w:t>
       </w:r>
@@ -2022,7 +2010,7 @@
     <w:p>
       <w:pPr>
         <w:spacing w:before="20" w:after="20"/>
-        <w:ind w:left="720"/>
+        <w:ind w:left="0"/>
       </w:pPr>
       <w:r>
         <w:rPr>
@@ -2043,8 +2031,8 @@
     </w:p>
     <w:p>
       <w:pPr>
-        <w:spacing w:before="60" w:after="20"/>
-        <w:ind w:left="432"/>
+        <w:spacing w:before="40" w:after="20"/>
+        <w:ind w:left="0"/>
       </w:pPr>
       <w:r>
         <w:rPr>
@@ -2067,15 +2055,13 @@
     <w:p>
       <w:pPr>
         <w:spacing w:before="20" w:after="20"/>
-        <w:ind w:left="720"/>
+        <w:ind w:left="0"/>
       </w:pPr>
       <w:r>
         <w:rPr>
           <w:rFonts w:ascii="Calibri" w:hAnsi="Calibri"/>
           <w:b/>
-          <w:i/>
-          <w:color w:val="6E6E6E"/>
-          <w:sz w:val="19"/>
+          <w:i w:val="0"/>
         </w:rPr>
         <w:t xml:space="preserve">Visual: </w:t>
       </w:r>
@@ -2083,9 +2069,7 @@
         <w:rPr>
           <w:rFonts w:ascii="Calibri" w:hAnsi="Calibri"/>
           <w:b w:val="0"/>
-          <w:i/>
-          <w:color w:val="6E6E6E"/>
-          <w:sz w:val="19"/>
+          <w:i w:val="0"/>
         </w:rPr>
         <w:t>Image C highlighted to show it does not fit</w:t>
       </w:r>
@@ -2093,7 +2077,7 @@
     <w:p>
       <w:pPr>
         <w:spacing w:before="20" w:after="20"/>
-        <w:ind w:left="720"/>
+        <w:ind w:left="0"/>
       </w:pPr>
       <w:r>
         <w:rPr>
@@ -2114,8 +2098,8 @@
     </w:p>
     <w:p>
       <w:pPr>
-        <w:spacing w:before="60" w:after="20"/>
-        <w:ind w:left="432"/>
+        <w:spacing w:before="40" w:after="20"/>
+        <w:ind w:left="0"/>
       </w:pPr>
       <w:r>
         <w:rPr>
@@ -2138,15 +2122,13 @@
     <w:p>
       <w:pPr>
         <w:spacing w:before="20" w:after="20"/>
-        <w:ind w:left="720"/>
+        <w:ind w:left="0"/>
       </w:pPr>
       <w:r>
         <w:rPr>
           <w:rFonts w:ascii="Calibri" w:hAnsi="Calibri"/>
           <w:b/>
-          <w:i/>
-          <w:color w:val="6E6E6E"/>
-          <w:sz w:val="19"/>
+          <w:i w:val="0"/>
         </w:rPr>
         <w:t xml:space="preserve">Visual: </w:t>
       </w:r>
@@ -2154,9 +2136,7 @@
         <w:rPr>
           <w:rFonts w:ascii="Calibri" w:hAnsi="Calibri"/>
           <w:b w:val="0"/>
-          <w:i/>
-          <w:color w:val="6E6E6E"/>
-          <w:sz w:val="19"/>
+          <w:i w:val="0"/>
         </w:rPr>
         <w:t>Image A highlights with visible row and column lines showing the 2 by 6 structure</w:t>
       </w:r>
@@ -2164,15 +2144,13 @@
     <w:p>
       <w:pPr>
         <w:spacing w:before="20" w:after="20"/>
-        <w:ind w:left="720"/>
+        <w:ind w:left="0"/>
       </w:pPr>
       <w:r>
         <w:rPr>
           <w:rFonts w:ascii="Calibri" w:hAnsi="Calibri"/>
           <w:b/>
-          <w:i/>
-          <w:color w:val="6E6E6E"/>
-          <w:sz w:val="19"/>
+          <w:i w:val="0"/>
         </w:rPr>
         <w:t xml:space="preserve">Visual: </w:t>
       </w:r>
@@ -2180,9 +2158,7 @@
         <w:rPr>
           <w:rFonts w:ascii="Calibri" w:hAnsi="Calibri"/>
           <w:b w:val="0"/>
-          <w:i/>
-          <w:color w:val="6E6E6E"/>
-          <w:sz w:val="19"/>
+          <w:i w:val="0"/>
         </w:rPr>
         <w:t>Image B highlights with visible row and column lines showing the 3 by 4 structure</w:t>
       </w:r>
@@ -2190,15 +2166,13 @@
     <w:p>
       <w:pPr>
         <w:spacing w:before="20" w:after="20"/>
-        <w:ind w:left="720"/>
+        <w:ind w:left="0"/>
       </w:pPr>
       <w:r>
         <w:rPr>
           <w:rFonts w:ascii="Calibri" w:hAnsi="Calibri"/>
           <w:b/>
-          <w:i/>
-          <w:color w:val="6E6E6E"/>
-          <w:sz w:val="19"/>
+          <w:i w:val="0"/>
         </w:rPr>
         <w:t xml:space="preserve">Visual: </w:t>
       </w:r>
@@ -2206,9 +2180,7 @@
         <w:rPr>
           <w:rFonts w:ascii="Calibri" w:hAnsi="Calibri"/>
           <w:b w:val="0"/>
-          <w:i/>
-          <w:color w:val="6E6E6E"/>
-          <w:sz w:val="19"/>
+          <w:i w:val="0"/>
         </w:rPr>
         <w:t>Image D highlights with visible row and column lines showing the 2 by 3 structure</w:t>
       </w:r>
@@ -2216,7 +2188,7 @@
     <w:p>
       <w:pPr>
         <w:spacing w:before="20" w:after="20"/>
-        <w:ind w:left="720"/>
+        <w:ind w:left="0"/>
       </w:pPr>
       <w:r>
         <w:rPr>
@@ -2376,7 +2348,21 @@
     </w:p>
     <w:p>
       <w:pPr>
-        <w:spacing w:before="60" w:after="20"/>
+        <w:spacing w:before="80" w:after="40"/>
+        <w:ind w:left="0"/>
+      </w:pPr>
+      <w:r>
+        <w:rPr>
+          <w:rFonts w:ascii="Calibri" w:hAnsi="Calibri"/>
+          <w:b/>
+          <w:i w:val="0"/>
+        </w:rPr>
+        <w:t>Based on student response:</w:t>
+      </w:r>
+    </w:p>
+    <w:p>
+      <w:pPr>
+        <w:spacing w:before="40" w:after="20"/>
         <w:ind w:left="0"/>
       </w:pPr>
       <w:r>
@@ -2421,7 +2407,7 @@
     </w:p>
     <w:p>
       <w:pPr>
-        <w:spacing w:before="60" w:after="20"/>
+        <w:spacing w:before="40" w:after="20"/>
         <w:ind w:left="0"/>
       </w:pPr>
       <w:r>
@@ -2466,7 +2452,7 @@
     </w:p>
     <w:p>
       <w:pPr>
-        <w:spacing w:before="60" w:after="20"/>
+        <w:spacing w:before="40" w:after="20"/>
         <w:ind w:left="0"/>
       </w:pPr>
       <w:r>
@@ -2527,9 +2513,7 @@
         <w:rPr>
           <w:rFonts w:ascii="Calibri" w:hAnsi="Calibri"/>
           <w:b/>
-          <w:i/>
-          <w:color w:val="6E6E6E"/>
-          <w:sz w:val="19"/>
+          <w:i w:val="0"/>
         </w:rPr>
         <w:t xml:space="preserve">Visual: </w:t>
       </w:r>
@@ -2537,9 +2521,7 @@
         <w:rPr>
           <w:rFonts w:ascii="Calibri" w:hAnsi="Calibri"/>
           <w:b w:val="0"/>
-          <w:i/>
-          <w:color w:val="6E6E6E"/>
-          <w:sz w:val="19"/>
+          <w:i w:val="0"/>
         </w:rPr>
         <w:t>3×5 array appears showing 15 dots in 3 rows of 5.</w:t>
       </w:r>
@@ -2553,9 +2535,7 @@
         <w:rPr>
           <w:rFonts w:ascii="Calibri" w:hAnsi="Calibri"/>
           <w:b/>
-          <w:i/>
-          <w:color w:val="6E6E6E"/>
-          <w:sz w:val="19"/>
+          <w:i w:val="0"/>
         </w:rPr>
         <w:t xml:space="preserve">Visual: </w:t>
       </w:r>
@@ -2563,9 +2543,7 @@
         <w:rPr>
           <w:rFonts w:ascii="Calibri" w:hAnsi="Calibri"/>
           <w:b w:val="0"/>
-          <w:i/>
-          <w:color w:val="6E6E6E"/>
-          <w:sz w:val="19"/>
+          <w:i w:val="0"/>
         </w:rPr>
         <w:t>Equation 3 × 5 = 15 appears beside the array.</w:t>
       </w:r>
@@ -2579,9 +2557,7 @@
         <w:rPr>
           <w:rFonts w:ascii="Calibri" w:hAnsi="Calibri"/>
           <w:b/>
-          <w:i/>
-          <w:color w:val="6E6E6E"/>
-          <w:sz w:val="19"/>
+          <w:i w:val="0"/>
         </w:rPr>
         <w:t xml:space="preserve">Visual: </w:t>
       </w:r>
@@ -2589,9 +2565,7 @@
         <w:rPr>
           <w:rFonts w:ascii="Calibri" w:hAnsi="Calibri"/>
           <w:b w:val="0"/>
-          <w:i/>
-          <w:color w:val="6E6E6E"/>
-          <w:sz w:val="19"/>
+          <w:i w:val="0"/>
         </w:rPr>
         <w:t>Equation 5 × 3 = 15 appears below the first equation.</w:t>
       </w:r>
@@ -2627,9 +2601,7 @@
         <w:rPr>
           <w:rFonts w:ascii="Calibri" w:hAnsi="Calibri"/>
           <w:b/>
-          <w:i/>
-          <w:color w:val="6E6E6E"/>
-          <w:sz w:val="19"/>
+          <w:i w:val="0"/>
         </w:rPr>
         <w:t xml:space="preserve">Visual: </w:t>
       </w:r>
@@ -2637,9 +2609,7 @@
         <w:rPr>
           <w:rFonts w:ascii="Calibri" w:hAnsi="Calibri"/>
           <w:b w:val="0"/>
-          <w:i/>
-          <w:color w:val="6E6E6E"/>
-          <w:sz w:val="19"/>
+          <w:i w:val="0"/>
         </w:rPr>
         <w:t>3×5 array fades out.</w:t>
       </w:r>
@@ -2653,9 +2623,7 @@
         <w:rPr>
           <w:rFonts w:ascii="Calibri" w:hAnsi="Calibri"/>
           <w:b/>
-          <w:i/>
-          <w:color w:val="6E6E6E"/>
-          <w:sz w:val="19"/>
+          <w:i w:val="0"/>
         </w:rPr>
         <w:t xml:space="preserve">Visual: </w:t>
       </w:r>
@@ -2663,9 +2631,7 @@
         <w:rPr>
           <w:rFonts w:ascii="Calibri" w:hAnsi="Calibri"/>
           <w:b w:val="0"/>
-          <w:i/>
-          <w:color w:val="6E6E6E"/>
-          <w:sz w:val="19"/>
+          <w:i w:val="0"/>
         </w:rPr>
         <w:t>Equation 3 × 5 = 15 fades out.</w:t>
       </w:r>
@@ -2679,9 +2645,7 @@
         <w:rPr>
           <w:rFonts w:ascii="Calibri" w:hAnsi="Calibri"/>
           <w:b/>
-          <w:i/>
-          <w:color w:val="6E6E6E"/>
-          <w:sz w:val="19"/>
+          <w:i w:val="0"/>
         </w:rPr>
         <w:t xml:space="preserve">Visual: </w:t>
       </w:r>
@@ -2689,9 +2653,7 @@
         <w:rPr>
           <w:rFonts w:ascii="Calibri" w:hAnsi="Calibri"/>
           <w:b w:val="0"/>
-          <w:i/>
-          <w:color w:val="6E6E6E"/>
-          <w:sz w:val="19"/>
+          <w:i w:val="0"/>
         </w:rPr>
         <w:t>Equation 5 × 3 = 15 fades out.</w:t>
       </w:r>
@@ -2705,9 +2667,7 @@
         <w:rPr>
           <w:rFonts w:ascii="Calibri" w:hAnsi="Calibri"/>
           <w:b/>
-          <w:i/>
-          <w:color w:val="6E6E6E"/>
-          <w:sz w:val="19"/>
+          <w:i w:val="0"/>
         </w:rPr>
         <w:t xml:space="preserve">Visual: </w:t>
       </w:r>
@@ -2715,9 +2675,7 @@
         <w:rPr>
           <w:rFonts w:ascii="Calibri" w:hAnsi="Calibri"/>
           <w:b w:val="0"/>
-          <w:i/>
-          <w:color w:val="6E6E6E"/>
-          <w:sz w:val="19"/>
+          <w:i w:val="0"/>
         </w:rPr>
         <w:t>4×3 array appears showing 12 dots in 4 rows of 3. A question mark appears where equations would be.</w:t>
       </w:r>
@@ -2753,9 +2711,7 @@
         <w:rPr>
           <w:rFonts w:ascii="Calibri" w:hAnsi="Calibri"/>
           <w:b/>
-          <w:i/>
-          <w:color w:val="6E6E6E"/>
-          <w:sz w:val="19"/>
+          <w:i w:val="0"/>
         </w:rPr>
         <w:t xml:space="preserve">Visual: </w:t>
       </w:r>
@@ -2763,9 +2719,7 @@
         <w:rPr>
           <w:rFonts w:ascii="Calibri" w:hAnsi="Calibri"/>
           <w:b w:val="0"/>
-          <w:i/>
-          <w:color w:val="6E6E6E"/>
-          <w:sz w:val="19"/>
+          <w:i w:val="0"/>
         </w:rPr>
         <w:t>4×3 array rotates 90 degrees, becoming 3×4 array with 3 rows of 4.</w:t>
       </w:r>
